--- a/RI_CSE_300_salaries_et_plus.docx
+++ b/RI_CSE_300_salaries_et_plus.docx
@@ -3,58 +3,92 @@
 <w:document xmlns:wpc="http://schemas.microsoft.com/office/word/2010/wordprocessingCanvas" xmlns:mo="http://schemas.microsoft.com/office/mac/office/2008/main" xmlns:mc="http://schemas.openxmlformats.org/markup-compatibility/2006" xmlns:mv="urn:schemas-microsoft-com:mac:vml" xmlns:o="urn:schemas-microsoft-com:office:office" xmlns:r="http://schemas.openxmlformats.org/officeDocument/2006/relationships" xmlns:m="http://schemas.openxmlformats.org/officeDocument/2006/math" xmlns:v="urn:schemas-microsoft-com:vml" xmlns:wp14="http://schemas.microsoft.com/office/word/2010/wordprocessingDrawing" xmlns:wp="http://schemas.openxmlformats.org/drawingml/2006/wordprocessingDrawing" xmlns:w10="urn:schemas-microsoft-com:office:word" xmlns:w="http://schemas.openxmlformats.org/wordprocessingml/2006/main" xmlns:w14="http://schemas.microsoft.com/office/word/2010/wordml" xmlns:wpg="http://schemas.microsoft.com/office/word/2010/wordprocessingGroup" xmlns:wpi="http://schemas.microsoft.com/office/word/2010/wordprocessingInk" xmlns:wne="http://schemas.microsoft.com/office/word/2006/wordml" xmlns:wps="http://schemas.microsoft.com/office/word/2010/wordprocessingShape" mc:Ignorable="w14 wp14">
   <w:body>
     <w:p/>
-    <w:p/>
-    <w:p/>
+    <w:tbl>
+      <w:tblPr>
+        <w:tblStyle w:val="TableGrid"/>
+        <w:tblW w:type="auto" w:w="0"/>
+        <w:tblLook w:firstColumn="1" w:firstRow="1" w:lastColumn="0" w:lastRow="0" w:noHBand="0" w:noVBand="1" w:val="04A0"/>
+      </w:tblPr>
+      <w:tblGrid>
+        <w:gridCol w:w="9298"/>
+      </w:tblGrid>
+      <w:tr>
+        <w:tc>
+          <w:tcPr>
+            <w:tcW w:type="dxa" w:w="9298"/>
+            <w:shd w:val="clear" w:fill="0A4F59"/>
+          </w:tcPr>
+          <w:p>
+            <w:pPr>
+              <w:jc w:val="center"/>
+            </w:pPr>
+          </w:p>
+          <w:p/>
+          <w:p>
+            <w:pPr>
+              <w:jc w:val="center"/>
+            </w:pPr>
+            <w:r>
+              <w:rPr>
+                <w:b/>
+                <w:color w:val="FFFFFF"/>
+                <w:sz w:val="56"/>
+              </w:rPr>
+              <w:t>RÈGLEMENT INTÉRIEUR</w:t>
+            </w:r>
+          </w:p>
+          <w:p>
+            <w:pPr>
+              <w:jc w:val="center"/>
+            </w:pPr>
+            <w:r>
+              <w:rPr>
+                <w:color w:val="BFF0F5"/>
+                <w:sz w:val="26"/>
+              </w:rPr>
+              <w:t>du Comité social et économique (CSE)</w:t>
+            </w:r>
+          </w:p>
+          <w:p/>
+        </w:tc>
+      </w:tr>
+    </w:tbl>
     <w:p>
       <w:pPr>
         <w:jc w:val="center"/>
       </w:pPr>
-      <w:r>
-        <w:rPr>
-          <w:b/>
-          <w:color w:val="0A4F59"/>
-          <w:sz w:val="60"/>
-        </w:rPr>
-        <w:t>RÈGLEMENT INTÉRIEUR</w:t>
-      </w:r>
     </w:p>
-    <w:p>
-      <w:pPr>
+    <w:tbl>
+      <w:tblPr>
+        <w:tblW w:type="auto" w:w="0"/>
         <w:jc w:val="center"/>
-      </w:pPr>
-      <w:r>
-        <w:rPr>
-          <w:color w:val="15909F"/>
-          <w:sz w:val="30"/>
-        </w:rPr>
-        <w:t>du Comité social et économique (CSE)</w:t>
-      </w:r>
-    </w:p>
-    <w:p>
-      <w:pPr>
-        <w:jc w:val="center"/>
-      </w:pPr>
-      <w:r>
-        <w:rPr>
-          <w:b/>
-          <w:sz w:val="26"/>
-        </w:rPr>
-        <w:t>Entreprises de 300 salariés et plus</w:t>
-      </w:r>
-    </w:p>
-    <w:p/>
-    <w:p>
-      <w:pPr>
-        <w:jc w:val="center"/>
-      </w:pPr>
-      <w:r>
-        <w:rPr>
-          <w:i/>
-          <w:color w:val="5B7178"/>
-        </w:rPr>
-        <w:t>Modèle à compléter et à adapter — Entreprises de 300 salariés et plus</w:t>
-      </w:r>
-    </w:p>
+        <w:tblLook w:firstColumn="1" w:firstRow="1" w:lastColumn="0" w:lastRow="0" w:noHBand="0" w:noVBand="1" w:val="04A0"/>
+      </w:tblPr>
+      <w:tblGrid>
+        <w:gridCol w:w="9632"/>
+      </w:tblGrid>
+      <w:tr>
+        <w:tc>
+          <w:tcPr>
+            <w:tcW w:type="dxa" w:w="5669"/>
+            <w:shd w:val="clear" w:fill="E6F4F5"/>
+          </w:tcPr>
+          <w:p>
+            <w:pPr>
+              <w:jc w:val="center"/>
+            </w:pPr>
+            <w:r>
+              <w:rPr>
+                <w:b/>
+                <w:color w:val="0A4F59"/>
+                <w:sz w:val="26"/>
+              </w:rPr>
+              <w:t>Entreprises de 300 salariés et plus</w:t>
+            </w:r>
+          </w:p>
+        </w:tc>
+      </w:tr>
+    </w:tbl>
     <w:p/>
     <w:p/>
     <w:tbl>
@@ -88,7 +122,7 @@
           </w:tcPr>
           <w:p>
             <w:r>
-              <w:t>………………………………………………</w:t>
+              <w:t>…………………………………………………</w:t>
             </w:r>
           </w:p>
         </w:tc>
@@ -181,7 +215,7 @@
           <w:color w:val="5B7178"/>
           <w:sz w:val="18"/>
         </w:rPr>
-        <w:t>Document fourni par Destination Prévention — destprev.github.io/Formation-CSE</w:t>
+        <w:t>Modèle fourni par Destination Prévention — destprev.github.io/Formation-CSE</w:t>
       </w:r>
     </w:p>
     <w:p>
@@ -198,279 +232,364 @@
       </w:r>
     </w:p>
     <w:p>
-      <w:pPr>
-        <w:spacing w:after="40"/>
-      </w:pPr>
       <w:r>
         <w:rPr>
-          <w:sz w:val="22"/>
+          <w:i/>
+          <w:color w:val="5B7178"/>
+          <w:sz w:val="19"/>
         </w:rPr>
-        <w:t>1.  Avertissement</w:t>
+        <w:t>Cliquez sur un titre pour accéder directement à l'article correspondant.</w:t>
       </w:r>
     </w:p>
     <w:p>
       <w:pPr>
-        <w:spacing w:after="40"/>
+        <w:spacing w:after="60"/>
       </w:pPr>
-      <w:r>
-        <w:rPr>
-          <w:sz w:val="22"/>
-        </w:rPr>
-        <w:t>2.  Préambule</w:t>
-      </w:r>
+      <w:hyperlink w:anchor="sec1">
+        <w:r>
+          <w:rPr>
+            <w:color w:val="0A4F59"/>
+            <w:sz w:val="22"/>
+          </w:rPr>
+          <w:t xml:space="preserve"> 1.   Avertissement</w:t>
+        </w:r>
+      </w:hyperlink>
     </w:p>
     <w:p>
       <w:pPr>
-        <w:spacing w:after="40"/>
+        <w:spacing w:after="60"/>
       </w:pPr>
-      <w:r>
-        <w:rPr>
-          <w:sz w:val="22"/>
-        </w:rPr>
-        <w:t>3.  Objet et champ d'application</w:t>
-      </w:r>
+      <w:hyperlink w:anchor="sec2">
+        <w:r>
+          <w:rPr>
+            <w:color w:val="0A4F59"/>
+            <w:sz w:val="22"/>
+          </w:rPr>
+          <w:t xml:space="preserve"> 2.   Préambule</w:t>
+        </w:r>
+      </w:hyperlink>
     </w:p>
     <w:p>
       <w:pPr>
-        <w:spacing w:after="40"/>
+        <w:spacing w:after="60"/>
       </w:pPr>
-      <w:r>
-        <w:rPr>
-          <w:sz w:val="22"/>
-        </w:rPr>
-        <w:t>4.  Composition du CSE</w:t>
-      </w:r>
+      <w:hyperlink w:anchor="sec3">
+        <w:r>
+          <w:rPr>
+            <w:color w:val="0A4F59"/>
+            <w:sz w:val="22"/>
+          </w:rPr>
+          <w:t xml:space="preserve"> 3.   Objet et champ d'application</w:t>
+        </w:r>
+      </w:hyperlink>
     </w:p>
     <w:p>
       <w:pPr>
-        <w:spacing w:after="40"/>
+        <w:spacing w:after="60"/>
       </w:pPr>
-      <w:r>
-        <w:rPr>
-          <w:sz w:val="22"/>
-        </w:rPr>
-        <w:t>5.  Le bureau du CSE</w:t>
-      </w:r>
+      <w:hyperlink w:anchor="sec4">
+        <w:r>
+          <w:rPr>
+            <w:color w:val="0A4F59"/>
+            <w:sz w:val="22"/>
+          </w:rPr>
+          <w:t xml:space="preserve"> 4.   Composition du CSE</w:t>
+        </w:r>
+      </w:hyperlink>
     </w:p>
     <w:p>
       <w:pPr>
-        <w:spacing w:after="40"/>
+        <w:spacing w:after="60"/>
       </w:pPr>
-      <w:r>
-        <w:rPr>
-          <w:sz w:val="22"/>
-        </w:rPr>
-        <w:t>6.  Représentant syndical au CSE</w:t>
-      </w:r>
+      <w:hyperlink w:anchor="sec5">
+        <w:r>
+          <w:rPr>
+            <w:color w:val="0A4F59"/>
+            <w:sz w:val="22"/>
+          </w:rPr>
+          <w:t xml:space="preserve"> 5.   Le bureau du CSE</w:t>
+        </w:r>
+      </w:hyperlink>
     </w:p>
     <w:p>
       <w:pPr>
-        <w:spacing w:after="40"/>
+        <w:spacing w:after="60"/>
       </w:pPr>
-      <w:r>
-        <w:rPr>
-          <w:sz w:val="22"/>
-        </w:rPr>
-        <w:t>7.  Référent harcèlement sexuel et agissements sexistes</w:t>
-      </w:r>
+      <w:hyperlink w:anchor="sec6">
+        <w:r>
+          <w:rPr>
+            <w:color w:val="0A4F59"/>
+            <w:sz w:val="22"/>
+          </w:rPr>
+          <w:t xml:space="preserve"> 6.   Représentant syndical au CSE</w:t>
+        </w:r>
+      </w:hyperlink>
     </w:p>
     <w:p>
       <w:pPr>
-        <w:spacing w:after="40"/>
+        <w:spacing w:after="60"/>
       </w:pPr>
-      <w:r>
-        <w:rPr>
-          <w:sz w:val="22"/>
-        </w:rPr>
-        <w:t>8.  Personnes extérieures et invités</w:t>
-      </w:r>
+      <w:hyperlink w:anchor="sec7">
+        <w:r>
+          <w:rPr>
+            <w:color w:val="0A4F59"/>
+            <w:sz w:val="22"/>
+          </w:rPr>
+          <w:t xml:space="preserve"> 7.   Référent harcèlement sexuel et agissements sexistes</w:t>
+        </w:r>
+      </w:hyperlink>
     </w:p>
     <w:p>
       <w:pPr>
-        <w:spacing w:after="40"/>
+        <w:spacing w:after="60"/>
       </w:pPr>
-      <w:r>
-        <w:rPr>
-          <w:sz w:val="22"/>
-        </w:rPr>
-        <w:t>9.  Périodicité et organisation des réunions</w:t>
-      </w:r>
+      <w:hyperlink w:anchor="sec8">
+        <w:r>
+          <w:rPr>
+            <w:color w:val="0A4F59"/>
+            <w:sz w:val="22"/>
+          </w:rPr>
+          <w:t xml:space="preserve"> 8.   Personnes extérieures et invités</w:t>
+        </w:r>
+      </w:hyperlink>
     </w:p>
     <w:p>
       <w:pPr>
-        <w:spacing w:after="40"/>
+        <w:spacing w:after="60"/>
       </w:pPr>
-      <w:r>
-        <w:rPr>
-          <w:sz w:val="22"/>
-        </w:rPr>
-        <w:t>10.  Convocation et ordre du jour</w:t>
-      </w:r>
+      <w:hyperlink w:anchor="sec9">
+        <w:r>
+          <w:rPr>
+            <w:color w:val="0A4F59"/>
+            <w:sz w:val="22"/>
+          </w:rPr>
+          <w:t xml:space="preserve"> 9.   Périodicité et organisation des réunions</w:t>
+        </w:r>
+      </w:hyperlink>
     </w:p>
     <w:p>
       <w:pPr>
-        <w:spacing w:after="40"/>
+        <w:spacing w:after="60"/>
       </w:pPr>
-      <w:r>
-        <w:rPr>
-          <w:sz w:val="22"/>
-        </w:rPr>
-        <w:t>11.  Recours à la visioconférence</w:t>
-      </w:r>
+      <w:hyperlink w:anchor="sec10">
+        <w:r>
+          <w:rPr>
+            <w:color w:val="0A4F59"/>
+            <w:sz w:val="22"/>
+          </w:rPr>
+          <w:t xml:space="preserve">10.   Convocation et ordre du jour</w:t>
+        </w:r>
+      </w:hyperlink>
     </w:p>
     <w:p>
       <w:pPr>
-        <w:spacing w:after="40"/>
+        <w:spacing w:after="60"/>
       </w:pPr>
-      <w:r>
-        <w:rPr>
-          <w:sz w:val="22"/>
-        </w:rPr>
-        <w:t>12.  Déroulement, votes et délibérations</w:t>
-      </w:r>
+      <w:hyperlink w:anchor="sec11">
+        <w:r>
+          <w:rPr>
+            <w:color w:val="0A4F59"/>
+            <w:sz w:val="22"/>
+          </w:rPr>
+          <w:t xml:space="preserve">11.   Recours à la visioconférence</w:t>
+        </w:r>
+      </w:hyperlink>
     </w:p>
     <w:p>
       <w:pPr>
-        <w:spacing w:after="40"/>
+        <w:spacing w:after="60"/>
       </w:pPr>
-      <w:r>
-        <w:rPr>
-          <w:sz w:val="22"/>
-        </w:rPr>
-        <w:t>13.  Procès-verbal des réunions</w:t>
-      </w:r>
+      <w:hyperlink w:anchor="sec12">
+        <w:r>
+          <w:rPr>
+            <w:color w:val="0A4F59"/>
+            <w:sz w:val="22"/>
+          </w:rPr>
+          <w:t xml:space="preserve">12.   Déroulement, votes et délibérations</w:t>
+        </w:r>
+      </w:hyperlink>
     </w:p>
     <w:p>
       <w:pPr>
-        <w:spacing w:after="40"/>
+        <w:spacing w:after="60"/>
       </w:pPr>
-      <w:r>
-        <w:rPr>
-          <w:sz w:val="22"/>
-        </w:rPr>
-        <w:t>14.  Obligation de discrétion et confidentialité</w:t>
-      </w:r>
+      <w:hyperlink w:anchor="sec13">
+        <w:r>
+          <w:rPr>
+            <w:color w:val="0A4F59"/>
+            <w:sz w:val="22"/>
+          </w:rPr>
+          <w:t xml:space="preserve">13.   Procès-verbal des réunions</w:t>
+        </w:r>
+      </w:hyperlink>
     </w:p>
     <w:p>
       <w:pPr>
-        <w:spacing w:after="40"/>
+        <w:spacing w:after="60"/>
       </w:pPr>
-      <w:r>
-        <w:rPr>
-          <w:sz w:val="22"/>
-        </w:rPr>
-        <w:t>15.  Attributions du CSE</w:t>
-      </w:r>
+      <w:hyperlink w:anchor="sec14">
+        <w:r>
+          <w:rPr>
+            <w:color w:val="0A4F59"/>
+            <w:sz w:val="22"/>
+          </w:rPr>
+          <w:t xml:space="preserve">14.   Obligation de discrétion et confidentialité</w:t>
+        </w:r>
+      </w:hyperlink>
     </w:p>
     <w:p>
       <w:pPr>
-        <w:spacing w:after="40"/>
+        <w:spacing w:after="60"/>
       </w:pPr>
-      <w:r>
-        <w:rPr>
-          <w:sz w:val="22"/>
-        </w:rPr>
-        <w:t>16.  Santé, sécurité et conditions de travail</w:t>
-      </w:r>
+      <w:hyperlink w:anchor="sec15">
+        <w:r>
+          <w:rPr>
+            <w:color w:val="0A4F59"/>
+            <w:sz w:val="22"/>
+          </w:rPr>
+          <w:t xml:space="preserve">15.   Attributions du CSE</w:t>
+        </w:r>
+      </w:hyperlink>
     </w:p>
     <w:p>
       <w:pPr>
-        <w:spacing w:after="40"/>
+        <w:spacing w:after="60"/>
       </w:pPr>
-      <w:r>
-        <w:rPr>
-          <w:sz w:val="22"/>
-        </w:rPr>
-        <w:t>17.  Les commissions</w:t>
-      </w:r>
+      <w:hyperlink w:anchor="sec16">
+        <w:r>
+          <w:rPr>
+            <w:color w:val="0A4F59"/>
+            <w:sz w:val="22"/>
+          </w:rPr>
+          <w:t xml:space="preserve">16.   Santé, sécurité et conditions de travail</w:t>
+        </w:r>
+      </w:hyperlink>
     </w:p>
     <w:p>
       <w:pPr>
-        <w:spacing w:after="40"/>
+        <w:spacing w:after="60"/>
       </w:pPr>
-      <w:r>
-        <w:rPr>
-          <w:sz w:val="22"/>
-        </w:rPr>
-        <w:t>18.  Heures de délégation</w:t>
-      </w:r>
+      <w:hyperlink w:anchor="sec17">
+        <w:r>
+          <w:rPr>
+            <w:color w:val="0A4F59"/>
+            <w:sz w:val="22"/>
+          </w:rPr>
+          <w:t xml:space="preserve">17.   Les commissions</w:t>
+        </w:r>
+      </w:hyperlink>
     </w:p>
     <w:p>
       <w:pPr>
-        <w:spacing w:after="40"/>
+        <w:spacing w:after="60"/>
       </w:pPr>
-      <w:r>
-        <w:rPr>
-          <w:sz w:val="22"/>
-        </w:rPr>
-        <w:t>19.  Local et moyens matériels</w:t>
-      </w:r>
+      <w:hyperlink w:anchor="sec18">
+        <w:r>
+          <w:rPr>
+            <w:color w:val="0A4F59"/>
+            <w:sz w:val="22"/>
+          </w:rPr>
+          <w:t xml:space="preserve">18.   Heures de délégation</w:t>
+        </w:r>
+      </w:hyperlink>
     </w:p>
     <w:p>
       <w:pPr>
-        <w:spacing w:after="40"/>
+        <w:spacing w:after="60"/>
       </w:pPr>
-      <w:r>
-        <w:rPr>
-          <w:sz w:val="22"/>
-        </w:rPr>
-        <w:t>20.  Budgets et gestion financière</w:t>
-      </w:r>
+      <w:hyperlink w:anchor="sec19">
+        <w:r>
+          <w:rPr>
+            <w:color w:val="0A4F59"/>
+            <w:sz w:val="22"/>
+          </w:rPr>
+          <w:t xml:space="preserve">19.   Local et moyens matériels</w:t>
+        </w:r>
+      </w:hyperlink>
     </w:p>
     <w:p>
       <w:pPr>
-        <w:spacing w:after="40"/>
+        <w:spacing w:after="60"/>
       </w:pPr>
-      <w:r>
-        <w:rPr>
-          <w:sz w:val="22"/>
-        </w:rPr>
-        <w:t>21.  Recours aux experts</w:t>
-      </w:r>
+      <w:hyperlink w:anchor="sec20">
+        <w:r>
+          <w:rPr>
+            <w:color w:val="0A4F59"/>
+            <w:sz w:val="22"/>
+          </w:rPr>
+          <w:t xml:space="preserve">20.   Budgets et gestion financière</w:t>
+        </w:r>
+      </w:hyperlink>
     </w:p>
     <w:p>
       <w:pPr>
-        <w:spacing w:after="40"/>
+        <w:spacing w:after="60"/>
       </w:pPr>
-      <w:r>
-        <w:rPr>
-          <w:sz w:val="22"/>
-        </w:rPr>
-        <w:t>22.  Assurance et responsabilité</w:t>
-      </w:r>
+      <w:hyperlink w:anchor="sec21">
+        <w:r>
+          <w:rPr>
+            <w:color w:val="0A4F59"/>
+            <w:sz w:val="22"/>
+          </w:rPr>
+          <w:t xml:space="preserve">21.   Recours aux experts</w:t>
+        </w:r>
+      </w:hyperlink>
     </w:p>
     <w:p>
       <w:pPr>
-        <w:spacing w:after="40"/>
+        <w:spacing w:after="60"/>
       </w:pPr>
-      <w:r>
-        <w:rPr>
-          <w:sz w:val="22"/>
-        </w:rPr>
-        <w:t>23.  Formation des élus</w:t>
-      </w:r>
+      <w:hyperlink w:anchor="sec22">
+        <w:r>
+          <w:rPr>
+            <w:color w:val="0A4F59"/>
+            <w:sz w:val="22"/>
+          </w:rPr>
+          <w:t xml:space="preserve">22.   Assurance et responsabilité</w:t>
+        </w:r>
+      </w:hyperlink>
     </w:p>
     <w:p>
       <w:pPr>
-        <w:spacing w:after="40"/>
+        <w:spacing w:after="60"/>
       </w:pPr>
-      <w:r>
-        <w:rPr>
-          <w:sz w:val="22"/>
-        </w:rPr>
-        <w:t>24.  Représentants de proximité</w:t>
-      </w:r>
+      <w:hyperlink w:anchor="sec23">
+        <w:r>
+          <w:rPr>
+            <w:color w:val="0A4F59"/>
+            <w:sz w:val="22"/>
+          </w:rPr>
+          <w:t xml:space="preserve">23.   Formation des élus</w:t>
+        </w:r>
+      </w:hyperlink>
     </w:p>
     <w:p>
       <w:pPr>
-        <w:spacing w:after="40"/>
+        <w:spacing w:after="60"/>
       </w:pPr>
-      <w:r>
-        <w:rPr>
-          <w:sz w:val="22"/>
-        </w:rPr>
-        <w:t>25.  Durée, révision et publicité du règlement intérieur</w:t>
-      </w:r>
+      <w:hyperlink w:anchor="sec24">
+        <w:r>
+          <w:rPr>
+            <w:color w:val="0A4F59"/>
+            <w:sz w:val="22"/>
+          </w:rPr>
+          <w:t xml:space="preserve">24.   Représentants de proximité</w:t>
+        </w:r>
+      </w:hyperlink>
+    </w:p>
+    <w:p>
+      <w:pPr>
+        <w:spacing w:after="60"/>
+      </w:pPr>
+      <w:hyperlink w:anchor="sec25">
+        <w:r>
+          <w:rPr>
+            <w:color w:val="0A4F59"/>
+            <w:sz w:val="22"/>
+          </w:rPr>
+          <w:t xml:space="preserve">25.   Durée, révision et publicité du règlement intérieur</w:t>
+        </w:r>
+      </w:hyperlink>
     </w:p>
     <w:p>
       <w:r>
@@ -479,11 +598,19 @@
     </w:p>
     <w:p>
       <w:pPr>
-        <w:pStyle w:val="Heading2"/>
+        <w:pStyle w:val="Heading1"/>
       </w:pPr>
+      <w:bookmarkStart w:id="2044" w:name="sec1"/>
+      <w:r>
+        <w:rPr>
+          <w:color w:val="15909F"/>
+        </w:rPr>
+        <w:t xml:space="preserve">1.  </w:t>
+      </w:r>
       <w:r>
         <w:t>Avertissement</w:t>
       </w:r>
+      <w:bookmarkEnd w:id="2044"/>
     </w:p>
     <w:p>
       <w:r>
@@ -499,9 +626,17 @@
       <w:pPr>
         <w:pStyle w:val="Heading1"/>
       </w:pPr>
+      <w:bookmarkStart w:id="2045" w:name="sec2"/>
+      <w:r>
+        <w:rPr>
+          <w:color w:val="15909F"/>
+        </w:rPr>
+        <w:t xml:space="preserve">2.  </w:t>
+      </w:r>
       <w:r>
         <w:t>Préambule</w:t>
       </w:r>
+      <w:bookmarkEnd w:id="2045"/>
     </w:p>
     <w:p>
       <w:r>
@@ -517,9 +652,17 @@
       <w:pPr>
         <w:pStyle w:val="Heading1"/>
       </w:pPr>
+      <w:bookmarkStart w:id="2046" w:name="sec3"/>
+      <w:r>
+        <w:rPr>
+          <w:color w:val="15909F"/>
+        </w:rPr>
+        <w:t xml:space="preserve">3.  </w:t>
+      </w:r>
       <w:r>
         <w:t>Objet et champ d'application</w:t>
       </w:r>
+      <w:bookmarkEnd w:id="2046"/>
     </w:p>
     <w:p>
       <w:r>
@@ -530,9 +673,17 @@
       <w:pPr>
         <w:pStyle w:val="Heading1"/>
       </w:pPr>
+      <w:bookmarkStart w:id="2047" w:name="sec4"/>
+      <w:r>
+        <w:rPr>
+          <w:color w:val="15909F"/>
+        </w:rPr>
+        <w:t xml:space="preserve">4.  </w:t>
+      </w:r>
       <w:r>
         <w:t>Composition du CSE</w:t>
       </w:r>
+      <w:bookmarkEnd w:id="2047"/>
     </w:p>
     <w:p>
       <w:r>
@@ -553,9 +704,17 @@
       <w:pPr>
         <w:pStyle w:val="Heading1"/>
       </w:pPr>
+      <w:bookmarkStart w:id="2048" w:name="sec5"/>
+      <w:r>
+        <w:rPr>
+          <w:color w:val="15909F"/>
+        </w:rPr>
+        <w:t xml:space="preserve">5.  </w:t>
+      </w:r>
       <w:r>
         <w:t>Le bureau du CSE</w:t>
       </w:r>
+      <w:bookmarkEnd w:id="2048"/>
     </w:p>
     <w:p>
       <w:r>
@@ -638,9 +797,17 @@
       <w:pPr>
         <w:pStyle w:val="Heading1"/>
       </w:pPr>
+      <w:bookmarkStart w:id="2049" w:name="sec6"/>
+      <w:r>
+        <w:rPr>
+          <w:color w:val="15909F"/>
+        </w:rPr>
+        <w:t xml:space="preserve">6.  </w:t>
+      </w:r>
       <w:r>
         <w:t>Représentant syndical au CSE</w:t>
       </w:r>
+      <w:bookmarkEnd w:id="2049"/>
     </w:p>
     <w:p>
       <w:r>
@@ -651,9 +818,17 @@
       <w:pPr>
         <w:pStyle w:val="Heading1"/>
       </w:pPr>
+      <w:bookmarkStart w:id="2050" w:name="sec7"/>
+      <w:r>
+        <w:rPr>
+          <w:color w:val="15909F"/>
+        </w:rPr>
+        <w:t xml:space="preserve">7.  </w:t>
+      </w:r>
       <w:r>
         <w:t>Référent harcèlement sexuel et agissements sexistes</w:t>
       </w:r>
+      <w:bookmarkEnd w:id="2050"/>
     </w:p>
     <w:p>
       <w:r>
@@ -664,9 +839,17 @@
       <w:pPr>
         <w:pStyle w:val="Heading1"/>
       </w:pPr>
+      <w:bookmarkStart w:id="2051" w:name="sec8"/>
+      <w:r>
+        <w:rPr>
+          <w:color w:val="15909F"/>
+        </w:rPr>
+        <w:t xml:space="preserve">8.  </w:t>
+      </w:r>
       <w:r>
         <w:t>Personnes extérieures et invités</w:t>
       </w:r>
+      <w:bookmarkEnd w:id="2051"/>
     </w:p>
     <w:p>
       <w:r>
@@ -677,9 +860,17 @@
       <w:pPr>
         <w:pStyle w:val="Heading1"/>
       </w:pPr>
+      <w:bookmarkStart w:id="2052" w:name="sec9"/>
+      <w:r>
+        <w:rPr>
+          <w:color w:val="15909F"/>
+        </w:rPr>
+        <w:t xml:space="preserve">9.  </w:t>
+      </w:r>
       <w:r>
         <w:t>Périodicité et organisation des réunions</w:t>
       </w:r>
+      <w:bookmarkEnd w:id="2052"/>
     </w:p>
     <w:p>
       <w:r>
@@ -700,9 +891,17 @@
       <w:pPr>
         <w:pStyle w:val="Heading1"/>
       </w:pPr>
+      <w:bookmarkStart w:id="2053" w:name="sec10"/>
+      <w:r>
+        <w:rPr>
+          <w:color w:val="15909F"/>
+        </w:rPr>
+        <w:t xml:space="preserve">10.  </w:t>
+      </w:r>
       <w:r>
         <w:t>Convocation et ordre du jour</w:t>
       </w:r>
+      <w:bookmarkEnd w:id="2053"/>
     </w:p>
     <w:p>
       <w:r>
@@ -713,9 +912,17 @@
       <w:pPr>
         <w:pStyle w:val="Heading1"/>
       </w:pPr>
+      <w:bookmarkStart w:id="2054" w:name="sec11"/>
+      <w:r>
+        <w:rPr>
+          <w:color w:val="15909F"/>
+        </w:rPr>
+        <w:t xml:space="preserve">11.  </w:t>
+      </w:r>
       <w:r>
         <w:t>Recours à la visioconférence</w:t>
       </w:r>
+      <w:bookmarkEnd w:id="2054"/>
     </w:p>
     <w:p>
       <w:r>
@@ -726,9 +933,17 @@
       <w:pPr>
         <w:pStyle w:val="Heading1"/>
       </w:pPr>
+      <w:bookmarkStart w:id="2055" w:name="sec12"/>
+      <w:r>
+        <w:rPr>
+          <w:color w:val="15909F"/>
+        </w:rPr>
+        <w:t xml:space="preserve">12.  </w:t>
+      </w:r>
       <w:r>
         <w:t>Déroulement, votes et délibérations</w:t>
       </w:r>
+      <w:bookmarkEnd w:id="2055"/>
     </w:p>
     <w:p>
       <w:r>
@@ -744,9 +959,17 @@
       <w:pPr>
         <w:pStyle w:val="Heading1"/>
       </w:pPr>
+      <w:bookmarkStart w:id="2056" w:name="sec13"/>
+      <w:r>
+        <w:rPr>
+          <w:color w:val="15909F"/>
+        </w:rPr>
+        <w:t xml:space="preserve">13.  </w:t>
+      </w:r>
       <w:r>
         <w:t>Procès-verbal des réunions</w:t>
       </w:r>
+      <w:bookmarkEnd w:id="2056"/>
     </w:p>
     <w:p>
       <w:r>
@@ -757,9 +980,17 @@
       <w:pPr>
         <w:pStyle w:val="Heading1"/>
       </w:pPr>
+      <w:bookmarkStart w:id="2057" w:name="sec14"/>
+      <w:r>
+        <w:rPr>
+          <w:color w:val="15909F"/>
+        </w:rPr>
+        <w:t xml:space="preserve">14.  </w:t>
+      </w:r>
       <w:r>
         <w:t>Obligation de discrétion et confidentialité</w:t>
       </w:r>
+      <w:bookmarkEnd w:id="2057"/>
     </w:p>
     <w:p>
       <w:r>
@@ -770,9 +1001,17 @@
       <w:pPr>
         <w:pStyle w:val="Heading1"/>
       </w:pPr>
+      <w:bookmarkStart w:id="2058" w:name="sec15"/>
+      <w:r>
+        <w:rPr>
+          <w:color w:val="15909F"/>
+        </w:rPr>
+        <w:t xml:space="preserve">15.  </w:t>
+      </w:r>
       <w:r>
         <w:t>Attributions du CSE</w:t>
       </w:r>
+      <w:bookmarkEnd w:id="2058"/>
     </w:p>
     <w:p>
       <w:r>
@@ -822,9 +1061,17 @@
       <w:pPr>
         <w:pStyle w:val="Heading1"/>
       </w:pPr>
+      <w:bookmarkStart w:id="2059" w:name="sec16"/>
+      <w:r>
+        <w:rPr>
+          <w:color w:val="15909F"/>
+        </w:rPr>
+        <w:t xml:space="preserve">16.  </w:t>
+      </w:r>
       <w:r>
         <w:t>Santé, sécurité et conditions de travail</w:t>
       </w:r>
+      <w:bookmarkEnd w:id="2059"/>
     </w:p>
     <w:p>
       <w:r>
@@ -853,9 +1100,17 @@
       <w:pPr>
         <w:pStyle w:val="Heading1"/>
       </w:pPr>
+      <w:bookmarkStart w:id="2060" w:name="sec17"/>
+      <w:r>
+        <w:rPr>
+          <w:color w:val="15909F"/>
+        </w:rPr>
+        <w:t xml:space="preserve">17.  </w:t>
+      </w:r>
       <w:r>
         <w:t>Les commissions</w:t>
       </w:r>
+      <w:bookmarkEnd w:id="2060"/>
     </w:p>
     <w:p>
       <w:r>
@@ -911,9 +1166,17 @@
       <w:pPr>
         <w:pStyle w:val="Heading1"/>
       </w:pPr>
+      <w:bookmarkStart w:id="2061" w:name="sec18"/>
+      <w:r>
+        <w:rPr>
+          <w:color w:val="15909F"/>
+        </w:rPr>
+        <w:t xml:space="preserve">18.  </w:t>
+      </w:r>
       <w:r>
         <w:t>Heures de délégation</w:t>
       </w:r>
+      <w:bookmarkEnd w:id="2061"/>
     </w:p>
     <w:p>
       <w:r>
@@ -929,9 +1192,17 @@
       <w:pPr>
         <w:pStyle w:val="Heading1"/>
       </w:pPr>
+      <w:bookmarkStart w:id="2062" w:name="sec19"/>
+      <w:r>
+        <w:rPr>
+          <w:color w:val="15909F"/>
+        </w:rPr>
+        <w:t xml:space="preserve">19.  </w:t>
+      </w:r>
       <w:r>
         <w:t>Local et moyens matériels</w:t>
       </w:r>
+      <w:bookmarkEnd w:id="2062"/>
     </w:p>
     <w:p>
       <w:r>
@@ -942,9 +1213,17 @@
       <w:pPr>
         <w:pStyle w:val="Heading1"/>
       </w:pPr>
+      <w:bookmarkStart w:id="2063" w:name="sec20"/>
+      <w:r>
+        <w:rPr>
+          <w:color w:val="15909F"/>
+        </w:rPr>
+        <w:t xml:space="preserve">20.  </w:t>
+      </w:r>
       <w:r>
         <w:t>Budgets et gestion financière</w:t>
       </w:r>
+      <w:bookmarkEnd w:id="2063"/>
     </w:p>
     <w:p>
       <w:r>
@@ -965,9 +1244,17 @@
       <w:pPr>
         <w:pStyle w:val="Heading1"/>
       </w:pPr>
+      <w:bookmarkStart w:id="2064" w:name="sec21"/>
+      <w:r>
+        <w:rPr>
+          <w:color w:val="15909F"/>
+        </w:rPr>
+        <w:t xml:space="preserve">21.  </w:t>
+      </w:r>
       <w:r>
         <w:t>Recours aux experts</w:t>
       </w:r>
+      <w:bookmarkEnd w:id="2064"/>
     </w:p>
     <w:p>
       <w:r>
@@ -978,9 +1265,17 @@
       <w:pPr>
         <w:pStyle w:val="Heading1"/>
       </w:pPr>
+      <w:bookmarkStart w:id="2065" w:name="sec22"/>
+      <w:r>
+        <w:rPr>
+          <w:color w:val="15909F"/>
+        </w:rPr>
+        <w:t xml:space="preserve">22.  </w:t>
+      </w:r>
       <w:r>
         <w:t>Assurance et responsabilité</w:t>
       </w:r>
+      <w:bookmarkEnd w:id="2065"/>
     </w:p>
     <w:p>
       <w:r>
@@ -991,9 +1286,17 @@
       <w:pPr>
         <w:pStyle w:val="Heading1"/>
       </w:pPr>
+      <w:bookmarkStart w:id="2066" w:name="sec23"/>
+      <w:r>
+        <w:rPr>
+          <w:color w:val="15909F"/>
+        </w:rPr>
+        <w:t xml:space="preserve">23.  </w:t>
+      </w:r>
       <w:r>
         <w:t>Formation des élus</w:t>
       </w:r>
+      <w:bookmarkEnd w:id="2066"/>
     </w:p>
     <w:p>
       <w:r>
@@ -1009,22 +1312,38 @@
       <w:pPr>
         <w:pStyle w:val="Heading1"/>
       </w:pPr>
+      <w:bookmarkStart w:id="2067" w:name="sec24"/>
+      <w:r>
+        <w:rPr>
+          <w:color w:val="15909F"/>
+        </w:rPr>
+        <w:t xml:space="preserve">24.  </w:t>
+      </w:r>
       <w:r>
         <w:t>Représentants de proximité</w:t>
       </w:r>
+      <w:bookmarkEnd w:id="2067"/>
     </w:p>
     <w:p>
       <w:r>
-        <w:t>Lorsqu'un accord d'entreprise le prévoit, des représentants de proximité peuvent être mis en place. Leur nombre, leurs attributions et leurs modalités de fonctionnement sont définis par cet accord et annexés au présent règlement. À défaut d'accord, le présent article est sans objet.</w:t>
+        <w:t>Lorsqu'un accord d'entreprise institue des représentants de proximité, leur nombre, leurs attributions et leurs modalités de fonctionnement sont définis par cet accord et annexés au présent règlement.</w:t>
       </w:r>
     </w:p>
     <w:p>
       <w:pPr>
         <w:pStyle w:val="Heading1"/>
       </w:pPr>
+      <w:bookmarkStart w:id="2068" w:name="sec25"/>
+      <w:r>
+        <w:rPr>
+          <w:color w:val="15909F"/>
+        </w:rPr>
+        <w:t xml:space="preserve">25.  </w:t>
+      </w:r>
       <w:r>
         <w:t>Durée, révision et publicité du règlement intérieur</w:t>
       </w:r>
+      <w:bookmarkEnd w:id="2068"/>
     </w:p>
     <w:p>
       <w:r>
@@ -1111,7 +1430,7 @@
       <w:headerReference w:type="default" r:id="rId9"/>
       <w:footerReference w:type="default" r:id="rId10"/>
       <w:pgSz w:w="12240" w:h="15840"/>
-      <w:pgMar w:top="1247" w:right="1304" w:bottom="1134" w:left="1304" w:header="720" w:footer="720" w:gutter="0"/>
+      <w:pgMar w:top="1020" w:right="1304" w:bottom="1020" w:left="1304" w:header="720" w:footer="720" w:gutter="0"/>
       <w:cols w:space="720"/>
       <w:docGrid w:linePitch="360"/>
     </w:sectPr>
@@ -1547,7 +1866,7 @@
     <w:qFormat/>
     <w:rsid w:val="00FC693F"/>
     <w:pPr>
-      <w:spacing w:after="120" w:line="276" w:lineRule="auto"/>
+      <w:spacing w:after="120" w:line="283" w:lineRule="auto"/>
     </w:pPr>
     <w:rPr>
       <w:rFonts w:ascii="Calibri" w:hAnsi="Calibri"/>
@@ -1609,15 +1928,18 @@
     <w:pPr>
       <w:keepNext/>
       <w:keepLines/>
-      <w:spacing w:before="240" w:after="80"/>
+      <w:spacing w:before="280" w:after="120"/>
       <w:outlineLvl w:val="0"/>
+      <w:pBdr>
+        <w:bottom w:val="single" w:sz="6" w:space="4" w:color="BFE0E2"/>
+      </w:pBdr>
     </w:pPr>
     <w:rPr>
       <w:rFonts w:asciiTheme="majorHAnsi" w:eastAsiaTheme="majorEastAsia" w:hAnsiTheme="majorHAnsi" w:cstheme="majorBidi" w:ascii="Calibri" w:hAnsi="Calibri"/>
       <w:b/>
       <w:bCs/>
       <w:color w:val="0A4F59"/>
-      <w:sz w:val="30"/>
+      <w:sz w:val="29"/>
       <w:szCs w:val="28"/>
     </w:rPr>
   </w:style>
@@ -1633,15 +1955,15 @@
     <w:pPr>
       <w:keepNext/>
       <w:keepLines/>
-      <w:spacing w:before="240" w:after="80"/>
+      <w:spacing w:before="160" w:after="40"/>
       <w:outlineLvl w:val="1"/>
     </w:pPr>
     <w:rPr>
       <w:rFonts w:asciiTheme="majorHAnsi" w:eastAsiaTheme="majorEastAsia" w:hAnsiTheme="majorHAnsi" w:cstheme="majorBidi" w:ascii="Calibri" w:hAnsi="Calibri"/>
       <w:b/>
       <w:bCs/>
-      <w:color w:val="0A4F59"/>
-      <w:sz w:val="26"/>
+      <w:color w:val="15909F"/>
+      <w:sz w:val="24"/>
       <w:szCs w:val="26"/>
     </w:rPr>
   </w:style>
@@ -1657,15 +1979,14 @@
     <w:pPr>
       <w:keepNext/>
       <w:keepLines/>
-      <w:spacing w:before="240" w:after="80"/>
+      <w:spacing w:before="200" w:after="0"/>
       <w:outlineLvl w:val="2"/>
     </w:pPr>
     <w:rPr>
-      <w:rFonts w:asciiTheme="majorHAnsi" w:eastAsiaTheme="majorEastAsia" w:hAnsiTheme="majorHAnsi" w:cstheme="majorBidi" w:ascii="Calibri" w:hAnsi="Calibri"/>
+      <w:rFonts w:asciiTheme="majorHAnsi" w:eastAsiaTheme="majorEastAsia" w:hAnsiTheme="majorHAnsi" w:cstheme="majorBidi"/>
       <w:b/>
       <w:bCs/>
-      <w:color w:val="15909F"/>
-      <w:sz w:val="23"/>
+      <w:color w:val="4F81BD" w:themeColor="accent1"/>
     </w:rPr>
   </w:style>
   <w:style w:type="paragraph" w:styleId="Heading4">
